--- a/워크시트/Face_finder_엔트리_워크시트.docx
+++ b/워크시트/Face_finder_엔트리_워크시트.docx
@@ -1594,6 +1594,281 @@
         <w:t>왼쪽 눈·오른쪽 눈 위치를 함께 이용해서 안경이나 모자 오브젝트가 자연스럽게 얼굴에 얹히도록 만들어 보세요.</w:t>
       </w:r>
     </w:p>
+    <w:tbl>
+      <w:tblPr>
+        <w:tblW w:type="auto" w:w="0"/>
+        <w:jc w:val="center"/>
+        <w:tblLook w:firstColumn="1" w:firstRow="1" w:lastColumn="0" w:lastRow="0" w:noHBand="0" w:noVBand="1" w:val="04A0"/>
+        <w:tblBorders>
+          <w:top w:val="none" w:sz="0" w:space="0" w:color="auto"/>
+          <w:left w:val="none" w:sz="0" w:space="0" w:color="auto"/>
+          <w:bottom w:val="none" w:sz="0" w:space="0" w:color="auto"/>
+          <w:right w:val="none" w:sz="0" w:space="0" w:color="auto"/>
+          <w:insideH w:val="none" w:sz="0" w:space="0" w:color="auto"/>
+          <w:insideV w:val="none" w:sz="0" w:space="0" w:color="auto"/>
+        </w:tblBorders>
+      </w:tblPr>
+      <w:tblGrid>
+        <w:gridCol w:w="9638"/>
+      </w:tblGrid>
+      <w:tr>
+        <w:tc>
+          <w:tcPr>
+            <w:tcW w:type="dxa" w:w="9638"/>
+            <w:shd w:val="clear" w:color="auto" w:fill="1A1A2E"/>
+          </w:tcPr>
+          <w:p>
+            <w:pPr>
+              <w:pageBreakBefore/>
+              <w:jc w:val="center"/>
+            </w:pPr>
+            <w:r>
+              <w:rPr>
+                <w:b/>
+                <w:color w:val="FFFFFF"/>
+                <w:sz w:val="32"/>
+              </w:rPr>
+              <w:t>워크시트 — Face finder</w:t>
+            </w:r>
+          </w:p>
+        </w:tc>
+      </w:tr>
+    </w:tbl>
+    <w:p>
+      <w:r>
+        <w:rPr>
+          <w:b w:val="0"/>
+          <w:sz w:val="26"/>
+        </w:rPr>
+      </w:r>
+    </w:p>
+    <w:p>
+      <w:r>
+        <w:rPr>
+          <w:b/>
+          <w:sz w:val="26"/>
+        </w:rPr>
+        <w:t>이름:</w:t>
+      </w:r>
+    </w:p>
+    <w:p>
+      <w:pPr>
+        <w:pBdr>
+          <w:bottom w:val="single" w:sz="4" w:space="1" w:color="999999"/>
+        </w:pBdr>
+        <w:spacing w:after="280"/>
+      </w:pPr>
+      <w:r>
+        <w:rPr>
+          <w:b w:val="0"/>
+          <w:sz w:val="24"/>
+        </w:rPr>
+        <w:t xml:space="preserve"> </w:t>
+      </w:r>
+    </w:p>
+    <w:p>
+      <w:r>
+        <w:rPr>
+          <w:b/>
+          <w:sz w:val="26"/>
+        </w:rPr>
+        <w:t>날짜:</w:t>
+      </w:r>
+    </w:p>
+    <w:p>
+      <w:pPr>
+        <w:pBdr>
+          <w:bottom w:val="single" w:sz="4" w:space="1" w:color="999999"/>
+        </w:pBdr>
+        <w:spacing w:after="280"/>
+      </w:pPr>
+      <w:r>
+        <w:rPr>
+          <w:b w:val="0"/>
+          <w:sz w:val="24"/>
+        </w:rPr>
+        <w:t xml:space="preserve"> </w:t>
+      </w:r>
+    </w:p>
+    <w:p>
+      <w:r>
+        <w:rPr>
+          <w:b w:val="0"/>
+          <w:sz w:val="26"/>
+        </w:rPr>
+      </w:r>
+    </w:p>
+    <w:p>
+      <w:r>
+        <w:rPr>
+          <w:b/>
+          <w:sz w:val="26"/>
+        </w:rPr>
+        <w:t>1. 얼굴 특징점 인식(Face Landmark Detection)과 얼굴 인식(누구인지 알아내기)의 차이는 무엇인가요?</w:t>
+      </w:r>
+    </w:p>
+    <w:p>
+      <w:pPr>
+        <w:pBdr>
+          <w:bottom w:val="single" w:sz="4" w:space="1" w:color="999999"/>
+        </w:pBdr>
+        <w:spacing w:after="280"/>
+      </w:pPr>
+      <w:r>
+        <w:rPr>
+          <w:b w:val="0"/>
+          <w:sz w:val="24"/>
+        </w:rPr>
+        <w:t xml:space="preserve"> </w:t>
+      </w:r>
+    </w:p>
+    <w:p>
+      <w:pPr>
+        <w:pBdr>
+          <w:bottom w:val="single" w:sz="4" w:space="1" w:color="999999"/>
+        </w:pBdr>
+        <w:spacing w:after="280"/>
+      </w:pPr>
+      <w:r>
+        <w:rPr>
+          <w:b w:val="0"/>
+          <w:sz w:val="24"/>
+        </w:rPr>
+        <w:t xml:space="preserve"> </w:t>
+      </w:r>
+    </w:p>
+    <w:p>
+      <w:r>
+        <w:rPr>
+          <w:b/>
+          <w:sz w:val="26"/>
+        </w:rPr>
+        <w:t>2. '1번째의 얼굴'이라는 표현은 화면에 여러 사람이 잡혔을 때 어떤 뜻일까요?</w:t>
+      </w:r>
+    </w:p>
+    <w:p>
+      <w:pPr>
+        <w:pBdr>
+          <w:bottom w:val="single" w:sz="4" w:space="1" w:color="999999"/>
+        </w:pBdr>
+        <w:spacing w:after="280"/>
+      </w:pPr>
+      <w:r>
+        <w:rPr>
+          <w:b w:val="0"/>
+          <w:sz w:val="24"/>
+        </w:rPr>
+        <w:t xml:space="preserve"> </w:t>
+      </w:r>
+    </w:p>
+    <w:p>
+      <w:pPr>
+        <w:pBdr>
+          <w:bottom w:val="single" w:sz="4" w:space="1" w:color="999999"/>
+        </w:pBdr>
+        <w:spacing w:after="280"/>
+      </w:pPr>
+      <w:r>
+        <w:rPr>
+          <w:b w:val="0"/>
+          <w:sz w:val="24"/>
+        </w:rPr>
+        <w:t xml:space="preserve"> </w:t>
+      </w:r>
+    </w:p>
+    <w:p>
+      <w:r>
+        <w:rPr>
+          <w:b/>
+          <w:sz w:val="26"/>
+        </w:rPr>
+        <w:t>3. 네 번째 오브젝트(입)를 추가한다면 어떤 순서로 코드를 작성해야 할까요?</w:t>
+      </w:r>
+    </w:p>
+    <w:p>
+      <w:pPr>
+        <w:pBdr>
+          <w:bottom w:val="single" w:sz="4" w:space="1" w:color="999999"/>
+        </w:pBdr>
+        <w:spacing w:after="280"/>
+      </w:pPr>
+      <w:r>
+        <w:rPr>
+          <w:b w:val="0"/>
+          <w:sz w:val="24"/>
+        </w:rPr>
+        <w:t xml:space="preserve"> </w:t>
+      </w:r>
+    </w:p>
+    <w:p>
+      <w:pPr>
+        <w:pBdr>
+          <w:bottom w:val="single" w:sz="4" w:space="1" w:color="999999"/>
+        </w:pBdr>
+        <w:spacing w:after="280"/>
+      </w:pPr>
+      <w:r>
+        <w:rPr>
+          <w:b w:val="0"/>
+          <w:sz w:val="24"/>
+        </w:rPr>
+        <w:t xml:space="preserve"> </w:t>
+      </w:r>
+    </w:p>
+    <w:p>
+      <w:r>
+        <w:rPr>
+          <w:b w:val="0"/>
+          <w:sz w:val="26"/>
+        </w:rPr>
+      </w:r>
+    </w:p>
+    <w:p>
+      <w:r>
+        <w:rPr>
+          <w:b/>
+          <w:sz w:val="26"/>
+        </w:rPr>
+        <w:t>오늘 배운 내용 체크리스트</w:t>
+      </w:r>
+    </w:p>
+    <w:p>
+      <w:r>
+        <w:rPr>
+          <w:b w:val="0"/>
+          <w:sz w:val="24"/>
+        </w:rPr>
+        <w:t>☐  왼쪽눈·오른쪽눈·코 오브젝트가 각각 어디로 이동하는지 확인했다</w:t>
+      </w:r>
+    </w:p>
+    <w:p>
+      <w:r>
+        <w:rPr>
+          <w:b w:val="0"/>
+          <w:sz w:val="24"/>
+        </w:rPr>
+        <w:t>☐  얼굴 감지 → 랜드마크 예측, 2단계 과정을 설명할 수 있다</w:t>
+      </w:r>
+    </w:p>
+    <w:p>
+      <w:r>
+        <w:rPr>
+          <w:b w:val="0"/>
+          <w:sz w:val="24"/>
+        </w:rPr>
+        <w:t>☐  이 프로젝트가 '누구인지'는 알지 못한다는 점을 이해했다</w:t>
+      </w:r>
+    </w:p>
+    <w:p>
+      <w:r>
+        <w:rPr>
+          <w:b w:val="0"/>
+          <w:sz w:val="24"/>
+        </w:rPr>
+        <w:t>☐  입 오브젝트를 추가해 확장해봤다 (선택)</w:t>
+      </w:r>
+    </w:p>
+    <w:p/>
     <w:sectPr>
       <w:pgSz w:w="11906" w:h="16838"/>
       <w:pgMar w:top="850" w:right="1134" w:bottom="850" w:left="1134" w:header="720" w:footer="720" w:gutter="0"/>
